--- a/Xceed.Words.NET.Examples/Samples/List/Output/AddList.docx
+++ b/Xceed.Words.NET.Examples/Samples/List/Output/AddList.docx
@@ -9,7 +9,7 @@
       </w:pPr>
       <w:r>
         <w:rPr>
-          <w:lang w:val="en-US"/>
+          <w:lang w:val="en-CA"/>
           <w:sz w:val="30"/>
           <w:szCs w:val="30"/>
         </w:rPr>
@@ -20,13 +20,13 @@
       <w:pPr/>
       <w:r>
         <w:rPr>
-          <w:lang w:val="en-US"/>
+          <w:lang w:val="en-CA"/>
         </w:rPr>
         <w:t>This is a Numbered List:</w:t>
       </w:r>
       <w:r>
         <w:rPr>
-          <w:lang w:val="en-US"/>
+          <w:lang w:val="en-CA"/>
         </w:rPr>
         <w:br/>
       </w:r>
@@ -139,13 +139,13 @@
       <w:pPr/>
       <w:r>
         <w:rPr>
-          <w:lang w:val="en-US"/>
+          <w:lang w:val="en-CA"/>
         </w:rPr>
         <w:t>This is a Bulleted List:</w:t>
       </w:r>
       <w:r>
         <w:rPr>
-          <w:lang w:val="en-US"/>
+          <w:lang w:val="en-CA"/>
         </w:rPr>
         <w:br/>
       </w:r>
@@ -355,7 +355,7 @@
 <file path=word/numbering.xml><?xml version="1.0" encoding="utf-8"?>
 <w:numbering xmlns:wpc="http://schemas.microsoft.com/office/word/2010/wordprocessingCanvas" xmlns:mc="http://schemas.openxmlformats.org/markup-compatibility/2006" xmlns:o="urn:schemas-microsoft-com:office:office" xmlns:r="http://schemas.openxmlformats.org/officeDocument/2006/relationships" xmlns:m="http://schemas.openxmlformats.org/officeDocument/2006/math" xmlns:v="urn:schemas-microsoft-com:vml" xmlns:wp14="http://schemas.microsoft.com/office/word/2010/wordprocessingDrawing" xmlns:wp="http://schemas.openxmlformats.org/drawingml/2006/wordprocessingDrawing" xmlns:w10="urn:schemas-microsoft-com:office:word" xmlns:w="http://schemas.openxmlformats.org/wordprocessingml/2006/main" xmlns:w14="http://schemas.microsoft.com/office/word/2010/wordml" xmlns:wpg="http://schemas.microsoft.com/office/word/2010/wordprocessingGroup" xmlns:wpi="http://schemas.microsoft.com/office/word/2010/wordprocessingInk" xmlns:wne="http://schemas.microsoft.com/office/word/2006/wordml" xmlns:wps="http://schemas.microsoft.com/office/word/2010/wordprocessingShape" mc:Ignorable="w14 wp14">
   <w:abstractNum w:abstractNumId="0">
-    <w:nsid w:val="39B1C50A"/>
+    <w:nsid w:val="0641B0C4"/>
     <w:multiLevelType w:val="hybridMultilevel"/>
     <w:tmpl w:val="0409001D"/>
     <w:lvl w:ilvl="0">
@@ -441,7 +441,7 @@
     </w:lvl>
   </w:abstractNum>
   <w:abstractNum w:abstractNumId="1">
-    <w:nsid w:val="84A243B0"/>
+    <w:nsid w:val="69EF38F6"/>
     <w:multiLevelType w:val="hybridMultilevel"/>
     <w:tmpl w:val="E7CC04EC"/>
     <w:lvl w:ilvl="0" w:tplc="04090001">
@@ -576,7 +576,7 @@
         <w:rFonts w:asciiTheme="minorHAnsi" w:eastAsiaTheme="minorHAnsi" w:hAnsiTheme="minorHAnsi" w:cstheme="minorBidi"/>
         <w:sz w:val="22"/>
         <w:szCs w:val="22"/>
-        <w:lang w:val="en-US" w:eastAsia="en-US" w:bidi="ar-SA"/>
+        <w:lang w:val="en-CA" w:eastAsia="en-US" w:bidi="ar-SA"/>
       </w:rPr>
     </w:rPrDefault>
     <w:pPrDefault/>
